--- a/source/en/5-claude-skills.docx
+++ b/source/en/5-claude-skills.docx
@@ -618,10 +618,12 @@
     </w:p>
     <w:tbl>
       <w:tblPr>
+        <w:tblLayout w:type="fixed"/>
         <w:tblW w:type="dxa" w:w="9026"/>
       </w:tblPr>
       <w:tblGrid>
-        <w:gridCol w:w="9026"/>
+        <w:gridCol w:w="1150"/>
+        <w:gridCol w:w="7876"/>
       </w:tblGrid>
       <w:tr>
         <w:trPr>
@@ -629,11 +631,69 @@
         </w:trPr>
         <w:tc>
           <w:tcPr>
-            <w:tcW w:type="dxa" w:w="9026"/>
+            <w:tcW w:type="dxa" w:w="1150"/>
             <w:tcBorders>
               <w:top w:val="single" w:color="2E7D32" w:sz="2"/>
               <w:left w:val="single" w:color="2E7D32" w:sz="18"/>
               <w:bottom w:val="single" w:color="2E7D32" w:sz="2"/>
+              <w:right w:val="nil"/>
+            </w:tcBorders>
+            <w:shd w:fill="EAF3EA" w:val="clear"/>
+            <w:tcMar>
+              <w:top w:type="dxa" w:w="80"/>
+              <w:left w:type="dxa" w:w="120"/>
+              <w:bottom w:type="dxa" w:w="80"/>
+              <w:right w:type="dxa" w:w="60"/>
+            </w:tcMar>
+            <w:vAlign w:val="center"/>
+          </w:tcPr>
+          <w:p>
+            <w:pPr>
+              <w:spacing w:after="0"/>
+              <w:jc w:val="center"/>
+            </w:pPr>
+            <w:r>
+              <w:drawing>
+                <wp:inline distT="0" distB="0" distL="0" distR="0">
+                  <wp:extent cx="387692" cy="576000"/>
+                  <wp:docPr id="901" name="Mascot 1" descr="Mascot"/>
+                  <a:graphic xmlns:a="http://schemas.openxmlformats.org/drawingml/2006/main">
+                    <a:graphicData uri="http://schemas.openxmlformats.org/drawingml/2006/picture">
+                      <pic:pic xmlns:pic="http://schemas.openxmlformats.org/drawingml/2006/picture">
+                        <pic:nvPicPr>
+                          <pic:cNvPr id="901" name="img1.png"/>
+                          <pic:cNvPicPr/>
+                        </pic:nvPicPr>
+                        <pic:blipFill>
+                          <a:blip r:embed="rIdImg1"/>
+                          <a:stretch>
+                            <a:fillRect/>
+                          </a:stretch>
+                        </pic:blipFill>
+                        <pic:spPr>
+                          <a:xfrm>
+                            <a:off x="0" y="0"/>
+                            <a:ext cx="387692" cy="576000"/>
+                          </a:xfrm>
+                          <a:prstGeom prst="rect">
+                            <a:avLst/>
+                          </a:prstGeom>
+                        </pic:spPr>
+                      </pic:pic>
+                    </a:graphicData>
+                  </a:graphic>
+                </wp:inline>
+              </w:drawing>
+            </w:r>
+          </w:p>
+        </w:tc>
+        <w:tc>
+          <w:tcPr>
+            <w:tcW w:type="dxa" w:w="7876"/>
+            <w:tcBorders>
+              <w:top w:val="single" w:color="2E7D32" w:sz="2"/>
+              <w:left w:val="nil"/>
+              <w:bottom w:val="single" w:color="2E7D32" w:sz="2"/>
               <w:right w:val="single" w:color="2E7D32" w:sz="2"/>
             </w:tcBorders>
             <w:shd w:fill="EAF3EA" w:val="clear"/>
@@ -643,6 +703,7 @@
               <w:bottom w:type="dxa" w:w="120"/>
               <w:right w:type="dxa" w:w="160"/>
             </w:tcMar>
+            <w:vAlign w:val="center"/>
           </w:tcPr>
           <w:p>
             <w:pPr>
@@ -1016,10 +1077,12 @@
     </w:p>
     <w:tbl>
       <w:tblPr>
+        <w:tblLayout w:type="fixed"/>
         <w:tblW w:type="dxa" w:w="9026"/>
       </w:tblPr>
       <w:tblGrid>
-        <w:gridCol w:w="9026"/>
+        <w:gridCol w:w="1150"/>
+        <w:gridCol w:w="7876"/>
       </w:tblGrid>
       <w:tr>
         <w:trPr>
@@ -1027,11 +1090,69 @@
         </w:trPr>
         <w:tc>
           <w:tcPr>
-            <w:tcW w:type="dxa" w:w="9026"/>
+            <w:tcW w:type="dxa" w:w="1150"/>
             <w:tcBorders>
               <w:top w:val="single" w:color="2E7D32" w:sz="2"/>
               <w:left w:val="single" w:color="2E7D32" w:sz="18"/>
               <w:bottom w:val="single" w:color="2E7D32" w:sz="2"/>
+              <w:right w:val="nil"/>
+            </w:tcBorders>
+            <w:shd w:fill="EAF3EA" w:val="clear"/>
+            <w:tcMar>
+              <w:top w:type="dxa" w:w="80"/>
+              <w:left w:type="dxa" w:w="120"/>
+              <w:bottom w:type="dxa" w:w="80"/>
+              <w:right w:type="dxa" w:w="60"/>
+            </w:tcMar>
+            <w:vAlign w:val="center"/>
+          </w:tcPr>
+          <w:p>
+            <w:pPr>
+              <w:spacing w:after="0"/>
+              <w:jc w:val="center"/>
+            </w:pPr>
+            <w:r>
+              <w:drawing>
+                <wp:inline distT="0" distB="0" distL="0" distR="0">
+                  <wp:extent cx="387692" cy="576000"/>
+                  <wp:docPr id="902" name="Mascot 2" descr="Mascot"/>
+                  <a:graphic xmlns:a="http://schemas.openxmlformats.org/drawingml/2006/main">
+                    <a:graphicData uri="http://schemas.openxmlformats.org/drawingml/2006/picture">
+                      <pic:pic xmlns:pic="http://schemas.openxmlformats.org/drawingml/2006/picture">
+                        <pic:nvPicPr>
+                          <pic:cNvPr id="902" name="img2.png"/>
+                          <pic:cNvPicPr/>
+                        </pic:nvPicPr>
+                        <pic:blipFill>
+                          <a:blip r:embed="rIdImg2"/>
+                          <a:stretch>
+                            <a:fillRect/>
+                          </a:stretch>
+                        </pic:blipFill>
+                        <pic:spPr>
+                          <a:xfrm>
+                            <a:off x="0" y="0"/>
+                            <a:ext cx="387692" cy="576000"/>
+                          </a:xfrm>
+                          <a:prstGeom prst="rect">
+                            <a:avLst/>
+                          </a:prstGeom>
+                        </pic:spPr>
+                      </pic:pic>
+                    </a:graphicData>
+                  </a:graphic>
+                </wp:inline>
+              </w:drawing>
+            </w:r>
+          </w:p>
+        </w:tc>
+        <w:tc>
+          <w:tcPr>
+            <w:tcW w:type="dxa" w:w="7876"/>
+            <w:tcBorders>
+              <w:top w:val="single" w:color="2E7D32" w:sz="2"/>
+              <w:left w:val="nil"/>
+              <w:bottom w:val="single" w:color="2E7D32" w:sz="2"/>
               <w:right w:val="single" w:color="2E7D32" w:sz="2"/>
             </w:tcBorders>
             <w:shd w:fill="EAF3EA" w:val="clear"/>
@@ -1041,6 +1162,7 @@
               <w:bottom w:type="dxa" w:w="120"/>
               <w:right w:type="dxa" w:w="160"/>
             </w:tcMar>
+            <w:vAlign w:val="center"/>
           </w:tcPr>
           <w:p>
             <w:pPr>
@@ -1502,10 +1624,12 @@
     </w:p>
     <w:tbl>
       <w:tblPr>
+        <w:tblLayout w:type="fixed"/>
         <w:tblW w:type="dxa" w:w="9026"/>
       </w:tblPr>
       <w:tblGrid>
-        <w:gridCol w:w="9026"/>
+        <w:gridCol w:w="1150"/>
+        <w:gridCol w:w="7876"/>
       </w:tblGrid>
       <w:tr>
         <w:trPr>
@@ -1513,11 +1637,69 @@
         </w:trPr>
         <w:tc>
           <w:tcPr>
-            <w:tcW w:type="dxa" w:w="9026"/>
+            <w:tcW w:type="dxa" w:w="1150"/>
             <w:tcBorders>
               <w:top w:val="single" w:color="B23A3A" w:sz="2"/>
               <w:left w:val="single" w:color="B23A3A" w:sz="18"/>
               <w:bottom w:val="single" w:color="B23A3A" w:sz="2"/>
+              <w:right w:val="nil"/>
+            </w:tcBorders>
+            <w:shd w:fill="FBEAEA" w:val="clear"/>
+            <w:tcMar>
+              <w:top w:type="dxa" w:w="80"/>
+              <w:left w:type="dxa" w:w="120"/>
+              <w:bottom w:type="dxa" w:w="80"/>
+              <w:right w:type="dxa" w:w="60"/>
+            </w:tcMar>
+            <w:vAlign w:val="center"/>
+          </w:tcPr>
+          <w:p>
+            <w:pPr>
+              <w:spacing w:after="0"/>
+              <w:jc w:val="center"/>
+            </w:pPr>
+            <w:r>
+              <w:drawing>
+                <wp:inline distT="0" distB="0" distL="0" distR="0">
+                  <wp:extent cx="409846" cy="576000"/>
+                  <wp:docPr id="903" name="Mascot 3" descr="Mascot"/>
+                  <a:graphic xmlns:a="http://schemas.openxmlformats.org/drawingml/2006/main">
+                    <a:graphicData uri="http://schemas.openxmlformats.org/drawingml/2006/picture">
+                      <pic:pic xmlns:pic="http://schemas.openxmlformats.org/drawingml/2006/picture">
+                        <pic:nvPicPr>
+                          <pic:cNvPr id="903" name="img3.png"/>
+                          <pic:cNvPicPr/>
+                        </pic:nvPicPr>
+                        <pic:blipFill>
+                          <a:blip r:embed="rIdImg3"/>
+                          <a:stretch>
+                            <a:fillRect/>
+                          </a:stretch>
+                        </pic:blipFill>
+                        <pic:spPr>
+                          <a:xfrm>
+                            <a:off x="0" y="0"/>
+                            <a:ext cx="409846" cy="576000"/>
+                          </a:xfrm>
+                          <a:prstGeom prst="rect">
+                            <a:avLst/>
+                          </a:prstGeom>
+                        </pic:spPr>
+                      </pic:pic>
+                    </a:graphicData>
+                  </a:graphic>
+                </wp:inline>
+              </w:drawing>
+            </w:r>
+          </w:p>
+        </w:tc>
+        <w:tc>
+          <w:tcPr>
+            <w:tcW w:type="dxa" w:w="7876"/>
+            <w:tcBorders>
+              <w:top w:val="single" w:color="B23A3A" w:sz="2"/>
+              <w:left w:val="nil"/>
+              <w:bottom w:val="single" w:color="B23A3A" w:sz="2"/>
               <w:right w:val="single" w:color="B23A3A" w:sz="2"/>
             </w:tcBorders>
             <w:shd w:fill="FBEAEA" w:val="clear"/>
@@ -1527,6 +1709,7 @@
               <w:bottom w:type="dxa" w:w="120"/>
               <w:right w:type="dxa" w:w="160"/>
             </w:tcMar>
+            <w:vAlign w:val="center"/>
           </w:tcPr>
           <w:p>
             <w:pPr>
@@ -1810,10 +1993,12 @@
     </w:p>
     <w:tbl>
       <w:tblPr>
+        <w:tblLayout w:type="fixed"/>
         <w:tblW w:type="dxa" w:w="9026"/>
       </w:tblPr>
       <w:tblGrid>
-        <w:gridCol w:w="9026"/>
+        <w:gridCol w:w="1150"/>
+        <w:gridCol w:w="7876"/>
       </w:tblGrid>
       <w:tr>
         <w:trPr>
@@ -1821,11 +2006,69 @@
         </w:trPr>
         <w:tc>
           <w:tcPr>
-            <w:tcW w:type="dxa" w:w="9026"/>
+            <w:tcW w:type="dxa" w:w="1150"/>
             <w:tcBorders>
               <w:top w:val="single" w:color="B23A3A" w:sz="2"/>
               <w:left w:val="single" w:color="B23A3A" w:sz="18"/>
               <w:bottom w:val="single" w:color="B23A3A" w:sz="2"/>
+              <w:right w:val="nil"/>
+            </w:tcBorders>
+            <w:shd w:fill="FBEAEA" w:val="clear"/>
+            <w:tcMar>
+              <w:top w:type="dxa" w:w="80"/>
+              <w:left w:type="dxa" w:w="120"/>
+              <w:bottom w:type="dxa" w:w="80"/>
+              <w:right w:type="dxa" w:w="60"/>
+            </w:tcMar>
+            <w:vAlign w:val="center"/>
+          </w:tcPr>
+          <w:p>
+            <w:pPr>
+              <w:spacing w:after="0"/>
+              <w:jc w:val="center"/>
+            </w:pPr>
+            <w:r>
+              <w:drawing>
+                <wp:inline distT="0" distB="0" distL="0" distR="0">
+                  <wp:extent cx="409846" cy="576000"/>
+                  <wp:docPr id="904" name="Mascot 4" descr="Mascot"/>
+                  <a:graphic xmlns:a="http://schemas.openxmlformats.org/drawingml/2006/main">
+                    <a:graphicData uri="http://schemas.openxmlformats.org/drawingml/2006/picture">
+                      <pic:pic xmlns:pic="http://schemas.openxmlformats.org/drawingml/2006/picture">
+                        <pic:nvPicPr>
+                          <pic:cNvPr id="904" name="img4.png"/>
+                          <pic:cNvPicPr/>
+                        </pic:nvPicPr>
+                        <pic:blipFill>
+                          <a:blip r:embed="rIdImg4"/>
+                          <a:stretch>
+                            <a:fillRect/>
+                          </a:stretch>
+                        </pic:blipFill>
+                        <pic:spPr>
+                          <a:xfrm>
+                            <a:off x="0" y="0"/>
+                            <a:ext cx="409846" cy="576000"/>
+                          </a:xfrm>
+                          <a:prstGeom prst="rect">
+                            <a:avLst/>
+                          </a:prstGeom>
+                        </pic:spPr>
+                      </pic:pic>
+                    </a:graphicData>
+                  </a:graphic>
+                </wp:inline>
+              </w:drawing>
+            </w:r>
+          </w:p>
+        </w:tc>
+        <w:tc>
+          <w:tcPr>
+            <w:tcW w:type="dxa" w:w="7876"/>
+            <w:tcBorders>
+              <w:top w:val="single" w:color="B23A3A" w:sz="2"/>
+              <w:left w:val="nil"/>
+              <w:bottom w:val="single" w:color="B23A3A" w:sz="2"/>
               <w:right w:val="single" w:color="B23A3A" w:sz="2"/>
             </w:tcBorders>
             <w:shd w:fill="FBEAEA" w:val="clear"/>
@@ -1835,6 +2078,7 @@
               <w:bottom w:type="dxa" w:w="120"/>
               <w:right w:type="dxa" w:w="160"/>
             </w:tcMar>
+            <w:vAlign w:val="center"/>
           </w:tcPr>
           <w:p>
             <w:pPr>
@@ -1872,10 +2116,12 @@
     </w:p>
     <w:tbl>
       <w:tblPr>
+        <w:tblLayout w:type="fixed"/>
         <w:tblW w:type="dxa" w:w="9026"/>
       </w:tblPr>
       <w:tblGrid>
-        <w:gridCol w:w="9026"/>
+        <w:gridCol w:w="1150"/>
+        <w:gridCol w:w="7876"/>
       </w:tblGrid>
       <w:tr>
         <w:trPr>
@@ -1883,11 +2129,69 @@
         </w:trPr>
         <w:tc>
           <w:tcPr>
-            <w:tcW w:type="dxa" w:w="9026"/>
+            <w:tcW w:type="dxa" w:w="1150"/>
             <w:tcBorders>
               <w:top w:val="single" w:color="2E7D32" w:sz="2"/>
               <w:left w:val="single" w:color="2E7D32" w:sz="18"/>
               <w:bottom w:val="single" w:color="2E7D32" w:sz="2"/>
+              <w:right w:val="nil"/>
+            </w:tcBorders>
+            <w:shd w:fill="EAF3EA" w:val="clear"/>
+            <w:tcMar>
+              <w:top w:type="dxa" w:w="80"/>
+              <w:left w:type="dxa" w:w="120"/>
+              <w:bottom w:type="dxa" w:w="80"/>
+              <w:right w:type="dxa" w:w="60"/>
+            </w:tcMar>
+            <w:vAlign w:val="center"/>
+          </w:tcPr>
+          <w:p>
+            <w:pPr>
+              <w:spacing w:after="0"/>
+              <w:jc w:val="center"/>
+            </w:pPr>
+            <w:r>
+              <w:drawing>
+                <wp:inline distT="0" distB="0" distL="0" distR="0">
+                  <wp:extent cx="387692" cy="576000"/>
+                  <wp:docPr id="905" name="Mascot 5" descr="Mascot"/>
+                  <a:graphic xmlns:a="http://schemas.openxmlformats.org/drawingml/2006/main">
+                    <a:graphicData uri="http://schemas.openxmlformats.org/drawingml/2006/picture">
+                      <pic:pic xmlns:pic="http://schemas.openxmlformats.org/drawingml/2006/picture">
+                        <pic:nvPicPr>
+                          <pic:cNvPr id="905" name="img5.png"/>
+                          <pic:cNvPicPr/>
+                        </pic:nvPicPr>
+                        <pic:blipFill>
+                          <a:blip r:embed="rIdImg5"/>
+                          <a:stretch>
+                            <a:fillRect/>
+                          </a:stretch>
+                        </pic:blipFill>
+                        <pic:spPr>
+                          <a:xfrm>
+                            <a:off x="0" y="0"/>
+                            <a:ext cx="387692" cy="576000"/>
+                          </a:xfrm>
+                          <a:prstGeom prst="rect">
+                            <a:avLst/>
+                          </a:prstGeom>
+                        </pic:spPr>
+                      </pic:pic>
+                    </a:graphicData>
+                  </a:graphic>
+                </wp:inline>
+              </w:drawing>
+            </w:r>
+          </w:p>
+        </w:tc>
+        <w:tc>
+          <w:tcPr>
+            <w:tcW w:type="dxa" w:w="7876"/>
+            <w:tcBorders>
+              <w:top w:val="single" w:color="2E7D32" w:sz="2"/>
+              <w:left w:val="nil"/>
+              <w:bottom w:val="single" w:color="2E7D32" w:sz="2"/>
               <w:right w:val="single" w:color="2E7D32" w:sz="2"/>
             </w:tcBorders>
             <w:shd w:fill="EAF3EA" w:val="clear"/>
@@ -1897,6 +2201,7 @@
               <w:bottom w:type="dxa" w:w="120"/>
               <w:right w:type="dxa" w:w="160"/>
             </w:tcMar>
+            <w:vAlign w:val="center"/>
           </w:tcPr>
           <w:p>
             <w:pPr>
@@ -2744,10 +3049,12 @@
     </w:p>
     <w:tbl>
       <w:tblPr>
+        <w:tblLayout w:type="fixed"/>
         <w:tblW w:type="dxa" w:w="9026"/>
       </w:tblPr>
       <w:tblGrid>
-        <w:gridCol w:w="9026"/>
+        <w:gridCol w:w="1150"/>
+        <w:gridCol w:w="7876"/>
       </w:tblGrid>
       <w:tr>
         <w:trPr>
@@ -2755,11 +3062,69 @@
         </w:trPr>
         <w:tc>
           <w:tcPr>
-            <w:tcW w:type="dxa" w:w="9026"/>
+            <w:tcW w:type="dxa" w:w="1150"/>
             <w:tcBorders>
               <w:top w:val="single" w:color="2E7D32" w:sz="2"/>
               <w:left w:val="single" w:color="2E7D32" w:sz="18"/>
               <w:bottom w:val="single" w:color="2E7D32" w:sz="2"/>
+              <w:right w:val="nil"/>
+            </w:tcBorders>
+            <w:shd w:fill="EAF3EA" w:val="clear"/>
+            <w:tcMar>
+              <w:top w:type="dxa" w:w="80"/>
+              <w:left w:type="dxa" w:w="120"/>
+              <w:bottom w:type="dxa" w:w="80"/>
+              <w:right w:type="dxa" w:w="60"/>
+            </w:tcMar>
+            <w:vAlign w:val="center"/>
+          </w:tcPr>
+          <w:p>
+            <w:pPr>
+              <w:spacing w:after="0"/>
+              <w:jc w:val="center"/>
+            </w:pPr>
+            <w:r>
+              <w:drawing>
+                <wp:inline distT="0" distB="0" distL="0" distR="0">
+                  <wp:extent cx="387692" cy="576000"/>
+                  <wp:docPr id="906" name="Mascot 6" descr="Mascot"/>
+                  <a:graphic xmlns:a="http://schemas.openxmlformats.org/drawingml/2006/main">
+                    <a:graphicData uri="http://schemas.openxmlformats.org/drawingml/2006/picture">
+                      <pic:pic xmlns:pic="http://schemas.openxmlformats.org/drawingml/2006/picture">
+                        <pic:nvPicPr>
+                          <pic:cNvPr id="906" name="img6.png"/>
+                          <pic:cNvPicPr/>
+                        </pic:nvPicPr>
+                        <pic:blipFill>
+                          <a:blip r:embed="rIdImg6"/>
+                          <a:stretch>
+                            <a:fillRect/>
+                          </a:stretch>
+                        </pic:blipFill>
+                        <pic:spPr>
+                          <a:xfrm>
+                            <a:off x="0" y="0"/>
+                            <a:ext cx="387692" cy="576000"/>
+                          </a:xfrm>
+                          <a:prstGeom prst="rect">
+                            <a:avLst/>
+                          </a:prstGeom>
+                        </pic:spPr>
+                      </pic:pic>
+                    </a:graphicData>
+                  </a:graphic>
+                </wp:inline>
+              </w:drawing>
+            </w:r>
+          </w:p>
+        </w:tc>
+        <w:tc>
+          <w:tcPr>
+            <w:tcW w:type="dxa" w:w="7876"/>
+            <w:tcBorders>
+              <w:top w:val="single" w:color="2E7D32" w:sz="2"/>
+              <w:left w:val="nil"/>
+              <w:bottom w:val="single" w:color="2E7D32" w:sz="2"/>
               <w:right w:val="single" w:color="2E7D32" w:sz="2"/>
             </w:tcBorders>
             <w:shd w:fill="EAF3EA" w:val="clear"/>
@@ -2769,6 +3134,7 @@
               <w:bottom w:type="dxa" w:w="120"/>
               <w:right w:type="dxa" w:w="160"/>
             </w:tcMar>
+            <w:vAlign w:val="center"/>
           </w:tcPr>
           <w:p>
             <w:pPr>
@@ -2806,10 +3172,12 @@
     </w:p>
     <w:tbl>
       <w:tblPr>
+        <w:tblLayout w:type="fixed"/>
         <w:tblW w:type="dxa" w:w="9026"/>
       </w:tblPr>
       <w:tblGrid>
-        <w:gridCol w:w="9026"/>
+        <w:gridCol w:w="1150"/>
+        <w:gridCol w:w="7876"/>
       </w:tblGrid>
       <w:tr>
         <w:trPr>
@@ -2817,11 +3185,69 @@
         </w:trPr>
         <w:tc>
           <w:tcPr>
-            <w:tcW w:type="dxa" w:w="9026"/>
+            <w:tcW w:type="dxa" w:w="1150"/>
             <w:tcBorders>
               <w:top w:val="single" w:color="B23A3A" w:sz="2"/>
               <w:left w:val="single" w:color="B23A3A" w:sz="18"/>
               <w:bottom w:val="single" w:color="B23A3A" w:sz="2"/>
+              <w:right w:val="nil"/>
+            </w:tcBorders>
+            <w:shd w:fill="FBEAEA" w:val="clear"/>
+            <w:tcMar>
+              <w:top w:type="dxa" w:w="80"/>
+              <w:left w:type="dxa" w:w="120"/>
+              <w:bottom w:type="dxa" w:w="80"/>
+              <w:right w:type="dxa" w:w="60"/>
+            </w:tcMar>
+            <w:vAlign w:val="center"/>
+          </w:tcPr>
+          <w:p>
+            <w:pPr>
+              <w:spacing w:after="0"/>
+              <w:jc w:val="center"/>
+            </w:pPr>
+            <w:r>
+              <w:drawing>
+                <wp:inline distT="0" distB="0" distL="0" distR="0">
+                  <wp:extent cx="409846" cy="576000"/>
+                  <wp:docPr id="907" name="Mascot 7" descr="Mascot"/>
+                  <a:graphic xmlns:a="http://schemas.openxmlformats.org/drawingml/2006/main">
+                    <a:graphicData uri="http://schemas.openxmlformats.org/drawingml/2006/picture">
+                      <pic:pic xmlns:pic="http://schemas.openxmlformats.org/drawingml/2006/picture">
+                        <pic:nvPicPr>
+                          <pic:cNvPr id="907" name="img7.png"/>
+                          <pic:cNvPicPr/>
+                        </pic:nvPicPr>
+                        <pic:blipFill>
+                          <a:blip r:embed="rIdImg7"/>
+                          <a:stretch>
+                            <a:fillRect/>
+                          </a:stretch>
+                        </pic:blipFill>
+                        <pic:spPr>
+                          <a:xfrm>
+                            <a:off x="0" y="0"/>
+                            <a:ext cx="409846" cy="576000"/>
+                          </a:xfrm>
+                          <a:prstGeom prst="rect">
+                            <a:avLst/>
+                          </a:prstGeom>
+                        </pic:spPr>
+                      </pic:pic>
+                    </a:graphicData>
+                  </a:graphic>
+                </wp:inline>
+              </w:drawing>
+            </w:r>
+          </w:p>
+        </w:tc>
+        <w:tc>
+          <w:tcPr>
+            <w:tcW w:type="dxa" w:w="7876"/>
+            <w:tcBorders>
+              <w:top w:val="single" w:color="B23A3A" w:sz="2"/>
+              <w:left w:val="nil"/>
+              <w:bottom w:val="single" w:color="B23A3A" w:sz="2"/>
               <w:right w:val="single" w:color="B23A3A" w:sz="2"/>
             </w:tcBorders>
             <w:shd w:fill="FBEAEA" w:val="clear"/>
@@ -2831,6 +3257,7 @@
               <w:bottom w:type="dxa" w:w="120"/>
               <w:right w:type="dxa" w:w="160"/>
             </w:tcMar>
+            <w:vAlign w:val="center"/>
           </w:tcPr>
           <w:p>
             <w:pPr>
